--- a/instrument/docx/issuing-note.docx
+++ b/instrument/docx/issuing-note.docx
@@ -1441,11 +1441,29 @@
       <w:pPr>
         <w:pStyle w:val="Heading2"/>
       </w:pPr>
-      <w:bookmarkStart w:id="24" w:name="X1aef7e408b3d2589c0b7024fca2d8e7265b7ca7"/>
-      <w:r>
-        <w:t xml:space="preserve">4. After the answers</w:t>
+      <w:bookmarkStart w:id="24" w:name="X4c8e34ec63e3692486b1ce07fe86a5bc2d0c8c3"/>
+      <w:r>
+        <w:t xml:space="preserve">4. Service</w:t>
       </w:r>
       <w:bookmarkEnd w:id="24"/>
+    </w:p>
+    <w:p>
+      <w:pPr>
+        <w:pStyle w:val="FirstParagraph"/>
+      </w:pPr>
+      <w:r>
+        <w:t xml:space="preserve">Article 54(1) requires a provider established in a third country to appoint, by written mandate, an authorised representative established in the Union before placing a general-purpose AI model on the Union market. The request is addressed to the Provider and served on that representative as well, and Request 4a asks whether and when one was appointed in respect of the Research Model or its lineage. The date answers a question of its own: an appointment made before the Evaluation is the Provider’s own contemporaneous view that a model of that lineage was headed for the Union market.</w:t>
+      </w:r>
+    </w:p>
+    <w:p>
+      <w:pPr>
+        <w:pStyle w:val="Heading2"/>
+      </w:pPr>
+      <w:bookmarkStart w:id="25" w:name="Xfee2cc169e16253fdc9df9942fba966a1a114cc"/>
+      <w:r>
+        <w:t xml:space="preserve">5. After the answers</w:t>
+      </w:r>
+      <w:bookmarkEnd w:id="25"/>
     </w:p>
     <w:p>
       <w:pPr>

--- a/instrument/docx/issuing-note.docx
+++ b/instrument/docx/issuing-note.docx
@@ -88,6 +88,23 @@
         <w:rPr>
           <w:b/>
         </w:rPr>
+        <w:t xml:space="preserve">Part B, paragraph 6.</w:t>
+      </w:r>
+      <w:r>
+        <w:t xml:space="preserve"> </w:t>
+      </w:r>
+      <w:r>
+        <w:t xml:space="preserve">An earlier draft set out in the request itself the Commission’s reading of Recital 97 (deemed placement on integration into an own system made available or put into service, three cumulative conditions, the third unavailable to a model with systemic risk), Article 2(1), point (a) and Article 3, point (11) on the Union nexus, and Guidelines ¶22 on lifecycle. That is the reasoning behind Section I and it belongs here: stated in the request it reads as the Commission’s interpretation presented as settled law, which the Guidelines themselves (¶9) say it is not. The request now states the facts it needs and leaves the reading to the assessment.</w:t>
+      </w:r>
+    </w:p>
+    <w:p>
+      <w:pPr>
+        <w:pStyle w:val="BodyText"/>
+      </w:pPr>
+      <w:r>
+        <w:rPr>
+          <w:b/>
+        </w:rPr>
         <w:t xml:space="preserve">Governing note, formerly at the head of Part D.</w:t>
       </w:r>
       <w:r>
@@ -177,7 +194,7 @@
         <w:t xml:space="preserve"> </w:t>
       </w:r>
       <w:r>
-        <w:t xml:space="preserve">A responsive answer is the route relied on and the reasoning, whichever route that is. A statement that the episode was handled under an internal security process is not responsive: the question is what view the Provider took of Article 55(1), point (c), not what process it used. This request is put separately from Request 11 because the guidelines’ first route does not pass through Article 3, point (49) at all, and a Provider answering only the Article 3, point (49) question could answer it accurately and leave the operative question untouched.</w:t>
+        <w:t xml:space="preserve">An earlier draft listed the possible bases—Guidelines ¶(100)’s cybersecurity-breach reading, the Article 3, point (49) route, or another—in a way that implied one was correct; the request now asks the basis neutrally and offers the two readings as an invitation. The reason for asking at all: the guidelines’ first route does not pass through Article 3, point (49), and a Provider answering only the Article 3, point (49) question could answer accurately and leave the operative question untouched. A responsive answer is the route relied on and the reasoning, whichever route that is. A statement that the episode was handled under an internal security process is not responsive: the question is what view the Provider took of Article 55(1), point (c), not what process it used. This request is put separately from Request 11 because the guidelines’ first route does not pass through Article 3, point (49) at all, and a Provider answering only the Article 3, point (49) question could answer it accurately and leave the operative question untouched.</w:t>
       </w:r>
     </w:p>
     <w:p>
